--- a/reports/W3_周报_2026-09-21.docx
+++ b/reports/W3_周报_2026-09-21.docx
@@ -41,7 +41,7 @@
           <w:bCs/>
           <w:sz w:val="16"/>
         </w:rPr>
-        <w:t>本周核心结论：完成了模型优化全流程（超参数调优、K 折交叉验证、投票/堆叠集成、SHAP 解释）。调参和集成让验证集 AUC 从基线的 0.7276 提升到最高的 0.7298，提升有限但方向明确；更重要的是把这组数据的判别力天花板摸清了——七个模型的 AUC 全部落在 0.72–0.73，说明结果稳健、不依赖某个模型。本周还补做了两个实验：三种调参方法的等预算对照（证明随机搜索没有漏掉更优解）和模型差距的显著性检验（差距真实存在，但小到不值得为集成模型多付约 40 倍算力，最终模型因此选 LGB）。SHAP 显示模型首先看贷款条件（子等级、期限、等级、FICO），与 W1 的 EDA、W2 的特征重要性三处互相印证。10% 测试集继续保持未使用，留到 W4 做最终确认。</w:t>
+        <w:t>本周核心结论：完成了模型优化全流程（超参数调优、K 折交叉验证、投票/堆叠集成、SHAP 解释）。调参和集成让验证集 AUC 从基线的 0.7276 提升到最高的 0.7298，提升有限但方向明确；更重要的是把这组数据的判别力天花板摸清了——七个模型的 AUC 全部落在 0.72–0.73，说明结果稳健、不依赖某个模型。本周还补做了两个实验：两个模型（XGBoost / LightGBM）× 三种调参方法的全组合等预算对照（在小离散空间里验证随机搜索没有漏掉更优解）和模型差距的显著性检验（差距真实存在，但小到不值得为集成模型多付六十几倍的训练与维护成本——Stacking 训练一次 371 秒、LGB 只要 5.6 秒，最终模型因此选 LGB）。SHAP 显示模型首先看贷款条件（子等级、期限、等级、FICO），与 W1 的 EDA、W2 的特征重要性三处互相印证。10% 测试集继续保持未使用，留到 W4 做最终确认。</w:t>
       </w:r>
     </w:p>
     <w:p>
@@ -81,7 +81,7 @@
           <w:bCs/>
           <w:sz w:val="16"/>
         </w:rPr>
-        <w:t>）→ 调参（随机搜索 + 5 折交叉验证，给 XGB/LGB 各试 8 组）→ 集成（投票法、堆叠法，另加 LightGBM 同族对照）→ 在验证集统一复测、对比 7 个模型 → 两个补充实验把结论夯实（三种调参方法等预算对照、模型差距的显著性检验）→ 用 SHAP 打开模型看它依据什么判断 → 落到业务解释与下一步。</w:t>
+        <w:t>）→ 调参（随机搜索 + 5 折交叉验证，给 XGB/LGB 各试 8 组）→ 集成（投票法、堆叠法，另加 LightGBM 同族对照）→ 在验证集统一复测、对比 7 个模型 → 两个补充实验把结论夯实（2 个模型 × 3 种调参方法的全组合对照、模型差距的显著性检验）→ 用 SHAP 打开模型看它依据什么判断 → 落到业务解释与下一步。</w:t>
       </w:r>
     </w:p>
     <w:p>
@@ -177,7 +177,7 @@
           <w:bCs/>
           <w:sz w:val="16"/>
         </w:rPr>
-        <w:t>2. 超参数调优：三种方法先做对照，再定方案</w:t>
+        <w:t>2. 超参数调优：两个模型 × 三种方法，先做全组合对照再定方案</w:t>
       </w:r>
     </w:p>
     <w:p>
@@ -219,10 +219,8 @@
           <w:bCs/>
           <w:sz w:val="16"/>
         </w:rPr>
-        <w:t>· 网格搜索：所有组合一个不漏。本项目正式空间是 3^6 = 729 组 × 5 折 = 3,600 多次训练，80 万行数据下时间不现实；</w:t>
+        <w:t>· 网格搜索：所有组合一个不漏。本项目正式空间是 3^6 = 729 组 × 5 折 = 3,600 多次训练，55.9 万行的训练集上时间不现实；</w:t>
       </w:r>
-      <w:bookmarkStart w:id="0" w:name="_GoBack"/>
-      <w:bookmarkEnd w:id="0"/>
     </w:p>
     <w:p>
       <w:pPr>
@@ -263,7 +261,7 @@
           <w:bCs/>
           <w:sz w:val="16"/>
         </w:rPr>
-        <w:t>· 随机搜索：从参数空间随机抽固定组数（每模型 8 组），实现最简单、和模型库配合最顺。</w:t>
+        <w:t>· 随机搜索：从参数空间随机抽固定组数，实现最简单、和模型库配合最顺。</w:t>
       </w:r>
     </w:p>
     <w:p>
@@ -284,8 +282,52 @@
           <w:bCs/>
           <w:sz w:val="16"/>
         </w:rPr>
-        <w:t>先说说直觉：贝叶斯边试边学，理论上最省次数；网格一个不漏但最贵；随机搜索最简单，但可能靠运气漏掉好区域。为了弄清“换一种方法会不会更好”，我们做了一组等预算对照实验（20 万行子样本、3 折，控制时间成本）：实验一把 24 个组合的小空间交给三种方法各跑 24 次，最优分别是 0.7210 / 0.7209 / 0.7210——上限完全一样；实验二在 6 个旋钮的大空间（网格要枚举 15,625 组、约 26 小时，算力上不可行）里比随机与贝叶斯各 30 次，最优同为 0.7219。差别只在试错效率：贝叶斯的平均成绩更高（0.7192 vs 0.7165；0.7201 vs 0.7186），说明它更少走弯路。结论：三种方法都到得了同一水平，随机搜索实现和复现成本最低，因此正式调参用它；贝叶斯对照写进报告，用来回答“有没有漏掉更优的参数区域”。</w:t>
+        <w:t>直觉上，贝叶斯边试边学最省次数，网格一个不漏但最贵，随机搜索最简单、但可能靠运气漏掉好区域。为了弄清“换一种方法会不会更好”，我们做了一组等预算对照实验：从训练集里分层抽 20 万行子样本（违约率保持约 20%），统一 3 折交叉验证、三种方法共用同一套折（保证成绩可比）——用子样本是为控制时间成本（单次评估 XGBoost 约 4 秒、LightGBM 约 10 秒）。对照分两步走：先在“网格能枚举完”的小空间取基准，再在“网格跑不动”的大空间复核。第一步按“2 个模型 × 3 种方法”全组合展开：XGBoost 与 LightGBM 各有一套 4 旋钮、24 个组合的小空间，三种方法各跑 24 次，6 个组合的最优成绩处在同一水平——XGBoost 0.7217 / 0.7216 / 0.7217，LightGBM 0.7210 / 0.7209 / 0.7210；同一模型内三种方法的极差都不到 0.0002（贝叶斯两次都精确命中网格的最优组合，随机只差 0.00015 与 0.00011）。同一实验里同口径比一比：24 个组合的成绩跨度是 0.0124（XGBoost）与 0.0125（LightGBM），换参数的影响是换方法的 80–110 倍，方法差异可以忽略；两个模型之间约 0.0007 的差距来自算法本身，与调参方法无关。</w:t>
       </w:r>
+    </w:p>
+    <w:p>
+      <w:pPr>
+        <w:spacing w:line="240" w:lineRule="auto"/>
+        <w:jc w:val="left"/>
+        <w:rPr>
+          <w:rFonts w:ascii="verdana" w:hAnsi="verdana" w:eastAsia="宋体"/>
+          <w:b w:val="0"/>
+          <w:bCs/>
+          <w:sz w:val="16"/>
+        </w:rPr>
+      </w:pPr>
+      <w:r>
+        <w:rPr>
+          <w:rFonts w:ascii="verdana" w:hAnsi="verdana" w:eastAsia="宋体"/>
+          <w:b w:val="0"/>
+          <w:bCs/>
+          <w:sz w:val="16"/>
+        </w:rPr>
+        <w:t>第二步（大空间）：小空间只有 24 个格子，贝叶斯“边试边学”的本事发挥不出来，所以把空间放宽到 6 个旋钮再复核一遍（6 个旋钮的取值范围都拉开，网格根本枚举不完；就算每档只取 5 档，也有 5^6 = 15,625 组、要跑十几到四十多小时），比随机与贝叶斯各 30 次，两个模型都跑。先交代一处机制：贝叶斯（TPE）前 5 次是随机热身（脚本里 n_startup_trials=5），所以两条轨迹的前 5 次逐次完全相同、第 6 次起才分开。结果：最优成绩 XGBoost 0.7224 vs 0.7227、LightGBM 0.7219 vs 0.7219——大空间里贝叶斯的上限略高一点（差 0.0003），优势主要在第 15 次之后显现。更明显的差别在试错效率：贝叶斯的平均成绩更高（XGB 0.7206 vs 0.7176；LGB 0.7201 vs 0.7186），且第 6 次之后它再没低过 0.7162，随机搜索却抽到过三次 0.6997–0.7000 的低分；代价是同样 30 次评估，LightGBM 上贝叶斯耗时 378 秒、随机 280 秒（慢 35%）。</w:t>
+      </w:r>
+    </w:p>
+    <w:p>
+      <w:pPr>
+        <w:spacing w:line="240" w:lineRule="auto"/>
+        <w:jc w:val="left"/>
+        <w:rPr>
+          <w:rFonts w:ascii="verdana" w:hAnsi="verdana" w:eastAsia="宋体"/>
+          <w:b w:val="0"/>
+          <w:bCs/>
+          <w:sz w:val="16"/>
+        </w:rPr>
+      </w:pPr>
+      <w:r>
+        <w:rPr>
+          <w:rFonts w:ascii="verdana" w:hAnsi="verdana" w:eastAsia="宋体"/>
+          <w:b w:val="0"/>
+          <w:bCs/>
+          <w:sz w:val="16"/>
+        </w:rPr>
+        <w:t>那为什么正式调参用随机搜索？有两条理由：交付的是“找到的最优点”、不是“平均成绩”，而正式空间与实验一同属“小离散格子”这一类，三种方法的最优成绩完全一致（极差不到 0.0002，只有换参数影响的 1/80–1/110），说明成绩由“试到哪一组”决定，换哪种搜索方式都不会改变结果；随机搜索是模型库自带、一行调用、透明可复现，贝叶斯要额外引入 optuna、采样是黑箱、复现更依赖种子——这一条按可维护取胜，不按更快取胜。</w:t>
+      </w:r>
+      <w:bookmarkStart w:id="0" w:name="_GoBack"/>
+      <w:bookmarkEnd w:id="0"/>
     </w:p>
     <w:p>
       <w:pPr>
@@ -326,7 +368,7 @@
           <w:bCs/>
           <w:sz w:val="16"/>
         </w:rPr>
-        <w:t>一个值得注意的数字：16 组里最差的一组 AUC 是 0.7167，与最优只差 0.008。所以调参能拿到的提升本来就不大——这不是失败，而是说明基线参数已经接近这组数据的能力上限。</w:t>
+        <w:t>另一个值得注意的数字：16 组参数里最差的一组 AUC 也有 0.7167，只比最优低 0.008——参数挑得差一点也不会崩；而相对基线，调参实际只提升约 +0.001，加上换 LGB 与集成合计约 +0.002，七个模型又全部挤在 0.72–0.73，说明这组数据的能力上界就在附近。</w:t>
       </w:r>
     </w:p>
     <w:p>
@@ -349,7 +391,7 @@
         </w:rPr>
         <w:drawing>
           <wp:inline distT="0" distB="0" distL="114300" distR="114300">
-            <wp:extent cx="4855210" cy="1481455"/>
+            <wp:extent cx="4855210" cy="3362325"/>
             <wp:effectExtent l="0" t="0" r="0" b="0"/>
             <wp:docPr id="1" name="Picture 1"/>
             <wp:cNvGraphicFramePr>
@@ -373,7 +415,7 @@
                   <pic:spPr>
                     <a:xfrm>
                       <a:off x="0" y="0"/>
-                      <a:ext cx="4855210" cy="1481784"/>
+                      <a:ext cx="4855210" cy="3362773"/>
                     </a:xfrm>
                     <a:prstGeom prst="rect">
                       <a:avLst/>
@@ -404,7 +446,7 @@
           <w:bCs/>
           <w:sz w:val="16"/>
         </w:rPr>
-        <w:t>图 1｜三种调参方法的等预算对照。左：实验一（24 组合小空间）收敛曲线；中：实验二（6 旋钮大空间）收敛曲线；右：各方法的平均试错质量（同一预算下所有试验的平均 AUC，越高越少走弯路）。</w:t>
+        <w:t>图 1｜两个模型 × 三种调参方法的全组合等预算对照。(a) XGBoost、(b) LightGBM 在小空间（4 旋钮、24 组合）的收敛曲线：横轴=第几次评估，纵轴=该法跑到该次为止的最好成绩（只升不降），每个面板三条线对应三种方法，末端数字是 24 次结束时的最好成绩；(c) 6 个组合的试错质量箱线图（◆=平均、★=最好）；(d) 6 旋钮大空间里随机与贝叶斯的最好成绩曲线，XGBoost 实线、LightGBM 虚线。</w:t>
       </w:r>
     </w:p>
     <w:p>
@@ -482,7 +524,7 @@
           <w:bCs/>
           <w:sz w:val="16"/>
         </w:rPr>
-        <w:t>图 2｜随机搜索 16 组参数的 5 折平均 AUC（蓝=XGBoost，绿=LightGBM，红框=各模型最优）。柱子上的误差棒是 5 折标准差，全部 ≤0.0007——5 次“考试”难度稳定，评分可靠。</w:t>
+        <w:t>图 2｜随机搜索 16 组参数的 5 折平均 AUC（蓝=XGBoost，绿=LightGBM，红框=各模型最优）。柱子上的误差棒是 5 折标准差，全部 ≤0.00071——5 次“考试”难度稳定，评分可靠。</w:t>
       </w:r>
     </w:p>
     <w:p>
@@ -557,7 +599,7 @@
           <w:bCs/>
           <w:sz w:val="16"/>
         </w:rPr>
-        <w:t>本次还做了分层（Stratified）：每一折的违约比例都保持与总体一致（约 20%），保证 5 次考试难度相当。从结果看，16 组参数的 5 折标准差全部不超过 0.0007，说明交叉验证给出的分数非常稳定，调参结论因此可信。</w:t>
+        <w:t>本次还做了分层（Stratified）：每一折的违约比例都保持与总体一致（约 20%），保证 5 次考试难度相当。从结果看，16 组参数的 5 折标准差全部不超过 0.00071，说明交叉验证给出的分数非常稳定，调参结论因此可信。</w:t>
       </w:r>
     </w:p>
     <w:p>
@@ -2178,7 +2220,7 @@
           <w:bCs/>
           <w:sz w:val="16"/>
         </w:rPr>
-        <w:t>意味着什么：①调参确实有效，但幅度在 ±0.001 级别——AUC 衡量的是排序能力，参数优化改的是细节，改变不了特征里有多少信息；②四个集成队员里有三个是“树亲戚”，观点太像，互补空间有限；③七个模型全部落在 0.72–0.73，说明这组数据的判别力天花板就在附近，结论不依赖某个模型的选择。</w:t>
+        <w:t>意味着什么：①调参确实有效，但纯调参只带来约 +0.001 的提升，加上换 LGB 与集成合计约 +0.002——AUC 衡量的是排序能力，参数优化改的是细节，改变不了特征里有多少信息；②四个集成队员里有三个是“树亲戚”，观点太像，互补空间有限；③七个模型全部落在 0.72–0.73，说明这组数据的判别力天花板就在附近，结论不依赖某个模型的选择。</w:t>
       </w:r>
     </w:p>
     <w:p>
@@ -2274,7 +2316,7 @@
           <w:bCs/>
           <w:sz w:val="16"/>
         </w:rPr>
-        <w:t>怎么理解：两个模型判的是同一批人，判断高度相关（相关系数约 0.95），配对检验把噪声抵消掉一大块，所以这么小的差距也能测出来。结论不是“分不出高下”，而是：差距是真的，但小到不值得为它多付代价——Stacking 预测耗时 249 秒、LGB 只要 6 秒，约 40 倍，换 0.0004 的 AUC 不划算。最终模型因此选 LGB（优化）：与最好的集成模型差距小到业务上可忽略（AUC 差 0.0004），成本只有约四十分之一。</w:t>
+        <w:t>怎么理解：两个模型判的是同一批人，判断高度相关（验证集上各模型预测概率的相关系数在 0.99 上下），配对检验把噪声抵消掉一大块，所以这么小的差距也能测出来。结论不是“分不出高下”，而是：差距是真的，但小到不值得为它多付代价——Stacking 内部要训练 21 次（4 个基模型 × 5 折 + 元模型），实测训练耗时 371 秒、LGB 只要 5.6 秒（约 66 倍）；给 15.97 万人打分 0.95 秒 vs 0.46 秒（约 2 倍；耗时实测见 scripts/W3/prediction_cost.py → outputs/W3/prediction_cost.csv），换 0.0004 的 AUC 不划算。最终模型因此选 LGB（优化）：与最好的集成模型差距小到业务上可忽略（AUC 差 0.0004），训练与维护成本却只有约六十分之一。</w:t>
       </w:r>
     </w:p>
     <w:p>
